--- a/resumes/pva-2022.docx
+++ b/resumes/pva-2022.docx
@@ -154,7 +154,21 @@
           <w:b w:val="0"/>
           <w:i w:val="0"/>
         </w:rPr>
-        <w:t xml:space="preserve"> au moment du versement</w:t>
+        <w:t xml:space="preserve"> au mois du versement (si vous quittez l'ICO dans l'année de versement mais avant le versement, un </w:t>
+      </w:r>
+      <w:r>
+        <w:rPr>
+          <w:b/>
+          <w:i w:val="0"/>
+        </w:rPr>
+        <w:t>rappel</w:t>
+      </w:r>
+      <w:r>
+        <w:rPr>
+          <w:b w:val="0"/>
+          <w:i w:val="0"/>
+        </w:rPr>
+        <w:t xml:space="preserve"> de PVA aura lieu)</w:t>
       </w:r>
       <w:r>
         <w:rPr>
@@ -347,7 +361,21 @@
           <w:b w:val="0"/>
           <w:i w:val="0"/>
         </w:rPr>
-        <w:t>.</w:t>
+        <w:t xml:space="preserve">. La PVA normale est identique pour tous les praticiens, au prorata du temps de travail, quelles que soient leur classification et leur ancienneté. Si vous êtes à temps partiel ou si votre taux d'activité a changé en cours d'année, le taux retenu pour le calcul est votre </w:t>
+      </w:r>
+      <w:r>
+        <w:rPr>
+          <w:b/>
+          <w:i w:val="0"/>
+        </w:rPr>
+        <w:t>taux moyen d'activité de l'année</w:t>
+      </w:r>
+      <w:r>
+        <w:rPr>
+          <w:b w:val="0"/>
+          <w:i w:val="0"/>
+        </w:rPr>
+        <w:t>, apprécié au 31/12 de l'année précédant le versement.</w:t>
       </w:r>
     </w:p>
     <w:p>
@@ -614,7 +642,7 @@
           <w:b w:val="0"/>
           <w:i w:val="0"/>
         </w:rPr>
-        <w:t xml:space="preserve">Suivi </w:t>
+        <w:t xml:space="preserve">Suivi de l'accord </w:t>
       </w:r>
       <w:r>
         <w:rPr>
@@ -622,30 +650,123 @@
           <w:i/>
           <w:color w:val="5B6578"/>
         </w:rPr>
-        <w:t>(Art. 7-8)</w:t>
+        <w:t>(Art. 7-8.1)</w:t>
       </w:r>
     </w:p>
     <w:p>
+      <w:pPr>
+        <w:pStyle w:val="ListBullet"/>
+      </w:pPr>
+      <w:r>
+        <w:rPr>
+          <w:b/>
+          <w:i w:val="0"/>
+        </w:rPr>
+        <w:t>Indicateurs de suivi</w:t>
+      </w:r>
       <w:r>
         <w:rPr>
           <w:b w:val="0"/>
           <w:i w:val="0"/>
         </w:rPr>
-        <w:t xml:space="preserve">Des indicateurs par service et au total (nombre de PVA à 0, minorées, normales, majorées) sont communiqués chaque année au CSE Central. Un bilan annuel est présenté et une </w:t>
+        <w:t xml:space="preserve"> </w:t>
+      </w:r>
+      <w:r>
+        <w:rPr>
+          <w:b w:val="0"/>
+          <w:i/>
+          <w:color w:val="5B6578"/>
+        </w:rPr>
+        <w:t>(Art. 7)</w:t>
+      </w:r>
+      <w:r>
+        <w:rPr>
+          <w:b w:val="0"/>
+          <w:i w:val="0"/>
+        </w:rPr>
+        <w:t xml:space="preserve"> : par service et au total (taux moyen de PVA, nombre de PVA à 0, minorées, normales, majorées), communiqués chaque année au </w:t>
       </w:r>
       <w:r>
         <w:rPr>
           <w:b/>
           <w:i w:val="0"/>
         </w:rPr>
-        <w:t>réunion de revoyure</w:t>
+        <w:t>CSE Central</w:t>
+      </w:r>
+    </w:p>
+    <w:p>
+      <w:pPr>
+        <w:pStyle w:val="ListBullet"/>
+      </w:pPr>
+      <w:r>
+        <w:rPr>
+          <w:b/>
+          <w:i w:val="0"/>
+        </w:rPr>
+        <w:t>Bilan annuel</w:t>
       </w:r>
       <w:r>
         <w:rPr>
           <w:b w:val="0"/>
           <w:i w:val="0"/>
         </w:rPr>
-        <w:t xml:space="preserve"> est prévue au terme de la première année d'application.</w:t>
+        <w:t xml:space="preserve"> </w:t>
+      </w:r>
+      <w:r>
+        <w:rPr>
+          <w:b w:val="0"/>
+          <w:i/>
+          <w:color w:val="5B6578"/>
+        </w:rPr>
+        <w:t>(Art. 8.1)</w:t>
+      </w:r>
+      <w:r>
+        <w:rPr>
+          <w:b w:val="0"/>
+          <w:i w:val="0"/>
+        </w:rPr>
+        <w:t xml:space="preserve"> : bilan quantitatif et qualitatif de l'application de l'accord, établi chaque année à destination du </w:t>
+      </w:r>
+      <w:r>
+        <w:rPr>
+          <w:b/>
+          <w:i w:val="0"/>
+        </w:rPr>
+        <w:t>CSE Central</w:t>
+      </w:r>
+    </w:p>
+    <w:p>
+      <w:pPr>
+        <w:pStyle w:val="ListBullet"/>
+      </w:pPr>
+      <w:r>
+        <w:rPr>
+          <w:b/>
+          <w:i w:val="0"/>
+        </w:rPr>
+        <w:t>Clause de revoyure</w:t>
+      </w:r>
+      <w:r>
+        <w:rPr>
+          <w:b w:val="0"/>
+          <w:i w:val="0"/>
+        </w:rPr>
+        <w:t xml:space="preserve"> </w:t>
+      </w:r>
+      <w:r>
+        <w:rPr>
+          <w:b w:val="0"/>
+          <w:i/>
+          <w:color w:val="5B6578"/>
+        </w:rPr>
+        <w:t>(Art. 8.1)</w:t>
+      </w:r>
+      <w:r>
+        <w:rPr>
+          <w:b w:val="0"/>
+          <w:i w:val="0"/>
+        </w:rPr>
+        <w:t xml:space="preserve"> : réunion de revoyure prévue au terme de la première année d'application pour envisager une éventuelle adaptation</w:t>
       </w:r>
     </w:p>
     <w:p>
@@ -665,6 +786,32 @@
           <w:color w:val="5B6578"/>
         </w:rPr>
         <w:t>Source : Accord PVA (19/05/2022), signé CGT-FO, Sud Santé-Sociaux, CFDT, CFE-CGC.</w:t>
+      </w:r>
+    </w:p>
+    <w:p>
+      <w:r>
+        <w:rPr>
+          <w:b w:val="0"/>
+          <w:i/>
+          <w:color w:val="5B6578"/>
+        </w:rPr>
+        <w:t xml:space="preserve">Les références entre parenthèses renvoient aux articles de l'accord. Seul le texte intégral fait référence : </w:t>
+      </w:r>
+      <w:r>
+        <w:rPr>
+          <w:b w:val="0"/>
+          <w:i/>
+          <w:color w:val="5B6578"/>
+        </w:rPr>
+        <w:t>accord complet (PDF)</w:t>
+      </w:r>
+      <w:r>
+        <w:rPr>
+          <w:b w:val="0"/>
+          <w:i/>
+          <w:color w:val="5B6578"/>
+        </w:rPr>
+        <w:t>.</w:t>
       </w:r>
     </w:p>
     <w:sectPr>
